--- a/02-Knowledge/career-development/interview-project-summaries/01-company-interviews/韩伟-简历-V3-端侧AI.docx
+++ b/02-Knowledge/career-development/interview-project-summaries/01-company-interviews/韩伟-简历-V3-端侧AI.docx
@@ -42,6 +42,45 @@
           <w:sz w:val="21"/>
         </w:rPr>
         <w:t>求职意向：高级嵌入式软件工程师（端侧 AI 部署 / 推理优化方向）  |  期望城市：北京</w:t>
+      </w:r>
+    </w:p>
+    <w:p>
+      <w:pPr>
+        <w:spacing w:after="120"/>
+      </w:pPr>
+      <w:r>
+        <w:rPr>
+          <w:rFonts w:ascii="Arial" w:hAnsi="Arial" w:eastAsia="微软雅黑"/>
+          <w:b w:val="0"/>
+          <w:sz w:val="17"/>
+        </w:rPr>
+        <w:t>图例：</w:t>
+      </w:r>
+      <w:r>
+        <w:rPr>
+          <w:rFonts w:ascii="Arial" w:hAnsi="Arial" w:eastAsia="微软雅黑"/>
+          <w:b w:val="0"/>
+          <w:sz w:val="17"/>
+        </w:rPr>
+        <w:t xml:space="preserve">黑色=原简历事实 </w:t>
+      </w:r>
+      <w:r>
+        <w:rPr>
+          <w:rFonts w:ascii="Arial" w:hAnsi="Arial" w:eastAsia="微软雅黑"/>
+          <w:b w:val="0"/>
+          <w:sz w:val="17"/>
+          <w:highlight w:val="yellow"/>
+        </w:rPr>
+        <w:t xml:space="preserve">黄色高亮=方向重点 </w:t>
+      </w:r>
+      <w:r>
+        <w:rPr>
+          <w:rFonts w:ascii="Arial" w:hAnsi="Arial" w:eastAsia="微软雅黑"/>
+          <w:b w:val="0"/>
+          <w:color w:val="0070C0"/>
+          <w:sz w:val="17"/>
+        </w:rPr>
+        <w:t>蓝色=优化补充(请核对)</w:t>
       </w:r>
     </w:p>
     <w:p>
@@ -94,7 +133,7 @@
           <w:sz w:val="21"/>
           <w:highlight w:val="yellow"/>
         </w:rPr>
-        <w:t>TFLM 推理框架部署、INT8 量化（PTQ）、1D CNN 时序模型、CMSIS-NN 算子加速</w:t>
+        <w:t>[[TFLM 推理框架部署、INT8 量化（PTQ）、1D CNN 时序模型、CMSIS-NN 算子加速]]</w:t>
       </w:r>
       <w:r>
         <w:rPr>
@@ -102,7 +141,24 @@
           <w:b w:val="0"/>
           <w:sz w:val="21"/>
         </w:rPr>
-        <w:t>。【demo 性能数据待补】</w:t>
+        <w:t>（</w:t>
+      </w:r>
+      <w:r>
+        <w:rPr>
+          <w:rFonts w:ascii="Arial" w:hAnsi="Arial" w:eastAsia="微软雅黑"/>
+          <w:b w:val="0"/>
+          <w:color w:val="0070C0"/>
+          <w:sz w:val="21"/>
+        </w:rPr>
+        <w:t>在做了，demo 数据待补</w:t>
+      </w:r>
+      <w:r>
+        <w:rPr>
+          <w:rFonts w:ascii="Arial" w:hAnsi="Arial" w:eastAsia="微软雅黑"/>
+          <w:b w:val="0"/>
+          <w:sz w:val="21"/>
+        </w:rPr>
+        <w:t>）。</w:t>
       </w:r>
     </w:p>
     <w:p>
@@ -149,7 +205,7 @@
           <w:b w:val="0"/>
           <w:sz w:val="21"/>
         </w:rPr>
-        <w:t>——同一套「把计算在 MCU/DSP 上跑快跑省」的功底，直接迁移到端侧推理加速。</w:t>
+        <w:t>——「把计算在 MCU/DSP 上跑快跑省」的功底，可迁移到端侧推理加速。</w:t>
       </w:r>
     </w:p>
     <w:p>
@@ -218,7 +274,7 @@
           <w:sz w:val="21"/>
           <w:highlight w:val="yellow"/>
         </w:rPr>
-        <w:t>多通道 ADC + DMA 高精度采样（抖动 ±15us→±2us）</w:t>
+        <w:t>多通道 ADC + DMA 高精度采样（抖动降 90%）</w:t>
       </w:r>
       <w:r>
         <w:rPr>
@@ -275,23 +331,7 @@
           <w:b w:val="0"/>
           <w:sz w:val="21"/>
         </w:rPr>
-        <w:t xml:space="preserve">• </w:t>
-      </w:r>
-      <w:r>
-        <w:rPr>
-          <w:rFonts w:ascii="Arial" w:hAnsi="Arial" w:eastAsia="微软雅黑"/>
-          <w:b/>
-          <w:sz w:val="21"/>
-        </w:rPr>
-        <w:t>技术开发</w:t>
-      </w:r>
-      <w:r>
-        <w:rPr>
-          <w:rFonts w:ascii="Arial" w:hAnsi="Arial" w:eastAsia="微软雅黑"/>
-          <w:b w:val="0"/>
-          <w:sz w:val="21"/>
-        </w:rPr>
-        <w:t>：独立完成 Realtek MAC + C51 低成本交换机平台从零搭建，整机降本 30%；TSN 交换机底层驱动与集成。</w:t>
+        <w:t>• 独立完成 Realtek MAC + C51 低成本交换机平台从零搭建（底层驱动/BOOT/APP 量产方案/业务平台），整机降本 30%。</w:t>
       </w:r>
     </w:p>
     <w:p>
@@ -305,23 +345,7 @@
           <w:b w:val="0"/>
           <w:sz w:val="21"/>
         </w:rPr>
-        <w:t xml:space="preserve">• </w:t>
-      </w:r>
-      <w:r>
-        <w:rPr>
-          <w:rFonts w:ascii="Arial" w:hAnsi="Arial" w:eastAsia="微软雅黑"/>
-          <w:b/>
-          <w:sz w:val="21"/>
-        </w:rPr>
-        <w:t>项目管理</w:t>
-      </w:r>
-      <w:r>
-        <w:rPr>
-          <w:rFonts w:ascii="Arial" w:hAnsi="Arial" w:eastAsia="微软雅黑"/>
-          <w:b w:val="0"/>
-          <w:sz w:val="21"/>
-        </w:rPr>
-        <w:t>：担任 PL 直管 5 人软件团队，统筹重点项目交付，培养 3 名骨干工程师。</w:t>
+        <w:t>• 担任 PL 直管 5 人软件团队，统筹 TSN 交换机等重点项目交付，培养 3 名骨干工程师。</w:t>
       </w:r>
     </w:p>
     <w:p>
@@ -356,40 +380,7 @@
           <w:b w:val="0"/>
           <w:sz w:val="21"/>
         </w:rPr>
-        <w:t xml:space="preserve">• </w:t>
-      </w:r>
-      <w:r>
-        <w:rPr>
-          <w:rFonts w:ascii="Arial" w:hAnsi="Arial" w:eastAsia="微软雅黑"/>
-          <w:b/>
-          <w:sz w:val="21"/>
-        </w:rPr>
-        <w:t>技术开发</w:t>
-      </w:r>
-      <w:r>
-        <w:rPr>
-          <w:rFonts w:ascii="Arial" w:hAnsi="Arial" w:eastAsia="微软雅黑"/>
-          <w:b w:val="0"/>
-          <w:sz w:val="21"/>
-        </w:rPr>
-        <w:t>：从零自研 RTOS 内核，搭建 ARM / DSP 产品软件底座；</w:t>
-      </w:r>
-      <w:r>
-        <w:rPr>
-          <w:rFonts w:ascii="Arial" w:hAnsi="Arial" w:eastAsia="微软雅黑"/>
-          <w:b w:val="0"/>
-          <w:sz w:val="21"/>
-          <w:highlight w:val="yellow"/>
-        </w:rPr>
-        <w:t>DSP 信号处理与性能优化（SHARC 加速器 + 汇编 + Cache）</w:t>
-      </w:r>
-      <w:r>
-        <w:rPr>
-          <w:rFonts w:ascii="Arial" w:hAnsi="Arial" w:eastAsia="微软雅黑"/>
-          <w:b w:val="0"/>
-          <w:sz w:val="21"/>
-        </w:rPr>
-        <w:t>。</w:t>
+        <w:t>• 从零自研 RTOS 内核，搭建 ARM / DSP 产品软件底座，支撑电力监控仪表、电能质量分析仪系列产品。</w:t>
       </w:r>
     </w:p>
     <w:p>
@@ -403,23 +394,7 @@
           <w:b w:val="0"/>
           <w:sz w:val="21"/>
         </w:rPr>
-        <w:t xml:space="preserve">• </w:t>
-      </w:r>
-      <w:r>
-        <w:rPr>
-          <w:rFonts w:ascii="Arial" w:hAnsi="Arial" w:eastAsia="微软雅黑"/>
-          <w:b/>
-          <w:sz w:val="21"/>
-        </w:rPr>
-        <w:t>项目交付</w:t>
-      </w:r>
-      <w:r>
-        <w:rPr>
-          <w:rFonts w:ascii="Arial" w:hAnsi="Arial" w:eastAsia="微软雅黑"/>
-          <w:b w:val="0"/>
-          <w:sz w:val="21"/>
-        </w:rPr>
-        <w:t>：主导多个中高端电力仪表项目交付，获 2019 年度优秀员工。</w:t>
+        <w:t>• 主导多个中高端电力仪表项目交付；参与部门研发流程体系建设，获 2019 年度优秀员工。</w:t>
       </w:r>
     </w:p>
     <w:p>
@@ -446,7 +421,7 @@
           <w:b/>
           <w:sz w:val="22"/>
         </w:rPr>
-        <w:t>端侧 AI 工业时序异常检测（核心项目 · 进行中）｜个人项目｜2026</w:t>
+        <w:t>端侧 AI 工业时序异常检测（进行中）｜个人项目｜2026</w:t>
       </w:r>
     </w:p>
     <w:p>
@@ -479,10 +454,113 @@
       <w:r>
         <w:rPr>
           <w:rFonts w:ascii="Arial" w:hAnsi="Arial" w:eastAsia="微软雅黑"/>
+          <w:b w:val="0"/>
+          <w:color w:val="0070C0"/>
+          <w:sz w:val="21"/>
+        </w:rPr>
+        <w:t>端到端落地：工业时序信号 → 归一化滑窗 → 1D CNN 异常检测模型 → INT8 量化（PTQ）→ TFLM 部署到 Cortex-M4 → 实时输出</w:t>
+      </w:r>
+      <w:r>
+        <w:rPr>
+          <w:rFonts w:ascii="Arial" w:hAnsi="Arial" w:eastAsia="微软雅黑"/>
+          <w:b w:val="0"/>
+          <w:sz w:val="21"/>
+        </w:rPr>
+        <w:t>。【推理延迟/内存/精度数据待 demo 完成后补】</w:t>
+      </w:r>
+    </w:p>
+    <w:p>
+      <w:pPr>
+        <w:spacing w:before="0" w:after="40"/>
+        <w:ind w:left="461"/>
+      </w:pPr>
+      <w:r>
+        <w:rPr>
+          <w:rFonts w:ascii="Arial" w:hAnsi="Arial" w:eastAsia="微软雅黑"/>
+          <w:b w:val="0"/>
+          <w:sz w:val="21"/>
+        </w:rPr>
+        <w:t xml:space="preserve">• </w:t>
+      </w:r>
+      <w:r>
+        <w:rPr>
+          <w:rFonts w:ascii="Arial" w:hAnsi="Arial" w:eastAsia="微软雅黑"/>
+          <w:b w:val="0"/>
+          <w:color w:val="0070C0"/>
+          <w:sz w:val="21"/>
+        </w:rPr>
+        <w:t>目标：CMSIS-NN 加速 + INT8 量化，推理延迟 &lt;50ms、内存 &lt;100KB、量化精度损失 &lt;2%</w:t>
+      </w:r>
+      <w:r>
+        <w:rPr>
+          <w:rFonts w:ascii="Arial" w:hAnsi="Arial" w:eastAsia="微软雅黑"/>
+          <w:b w:val="0"/>
+          <w:sz w:val="21"/>
+        </w:rPr>
+        <w:t>。</w:t>
+      </w:r>
+    </w:p>
+    <w:p>
+      <w:pPr>
+        <w:spacing w:before="120" w:after="20"/>
+      </w:pPr>
+      <w:r>
+        <w:rPr>
+          <w:rFonts w:ascii="Arial" w:hAnsi="Arial" w:eastAsia="微软雅黑"/>
+          <w:b/>
+          <w:sz w:val="22"/>
+        </w:rPr>
+        <w:t>高端电能质量分析仪｜北京爱博精电｜2020.08 - 2022.12</w:t>
+      </w:r>
+    </w:p>
+    <w:p>
+      <w:pPr>
+        <w:spacing w:before="0" w:after="20"/>
+        <w:ind w:left="259"/>
+      </w:pPr>
+      <w:r>
+        <w:rPr>
+          <w:rFonts w:ascii="Arial" w:hAnsi="Arial" w:eastAsia="微软雅黑"/>
+          <w:b w:val="0"/>
+          <w:sz w:val="20"/>
+        </w:rPr>
+        <w:t>平台：ADI SC573（双 SHARC DSP + ARM Cortex-A5 异构），DSP 运行 RTOS、A5 运行 Linux</w:t>
+      </w:r>
+    </w:p>
+    <w:p>
+      <w:pPr>
+        <w:spacing w:before="0" w:after="40"/>
+        <w:ind w:left="461"/>
+      </w:pPr>
+      <w:r>
+        <w:rPr>
+          <w:rFonts w:ascii="Arial" w:hAnsi="Arial" w:eastAsia="微软雅黑"/>
+          <w:b w:val="0"/>
+          <w:sz w:val="21"/>
+        </w:rPr>
+        <w:t>• 负责 DSP 驱动开发、RTOS 移植、计量算法实现、应用功能设计；实现电参量计量、电能质量分析、实时监控，接入 Modbus / CAN / IEC 61850 电网标准协议。</w:t>
+      </w:r>
+    </w:p>
+    <w:p>
+      <w:pPr>
+        <w:spacing w:before="0" w:after="40"/>
+        <w:ind w:left="461"/>
+      </w:pPr>
+      <w:r>
+        <w:rPr>
+          <w:rFonts w:ascii="Arial" w:hAnsi="Arial" w:eastAsia="微软雅黑"/>
+          <w:b w:val="0"/>
+          <w:sz w:val="21"/>
+        </w:rPr>
+        <w:t xml:space="preserve">• </w:t>
+      </w:r>
+      <w:r>
+        <w:rPr>
+          <w:rFonts w:ascii="Arial" w:hAnsi="Arial" w:eastAsia="微软雅黑"/>
           <w:b/>
           <w:sz w:val="21"/>
         </w:rPr>
-        <w:t>端到端落地</w:t>
+        <w:t>DSP 算法</w:t>
       </w:r>
       <w:r>
         <w:rPr>
@@ -496,10 +574,10 @@
         <w:rPr>
           <w:rFonts w:ascii="Arial" w:hAnsi="Arial" w:eastAsia="微软雅黑"/>
           <w:b w:val="0"/>
+          <w:color w:val="0070C0"/>
           <w:sz w:val="21"/>
-          <w:highlight w:val="yellow"/>
         </w:rPr>
-        <w:t>工业时序信号（振动/电流）→ 归一化滑窗 → 1D CNN 异常检测模型 → INT8 量化（PTQ）→ TFLM 部署到 Cortex-M4 → 实时输出</w:t>
+        <w:t>FFT 谐波分析、闪变测量（IEC 61000-4-15 标准 IIR 滤波器组）、工频提取、插值重采样</w:t>
       </w:r>
       <w:r>
         <w:rPr>
@@ -507,7 +585,24 @@
           <w:b w:val="0"/>
           <w:sz w:val="21"/>
         </w:rPr>
-        <w:t>。【推理延迟 / 内存 / 精度数据待 demo 完成后补】</w:t>
+        <w:t>，</w:t>
+      </w:r>
+      <w:r>
+        <w:rPr>
+          <w:rFonts w:ascii="Arial" w:hAnsi="Arial" w:eastAsia="微软雅黑"/>
+          <w:b w:val="0"/>
+          <w:color w:val="0070C0"/>
+          <w:sz w:val="21"/>
+        </w:rPr>
+        <w:t>满足 0.1 级电压电流测量精度</w:t>
+      </w:r>
+      <w:r>
+        <w:rPr>
+          <w:rFonts w:ascii="Arial" w:hAnsi="Arial" w:eastAsia="微软雅黑"/>
+          <w:b w:val="0"/>
+          <w:sz w:val="21"/>
+        </w:rPr>
+        <w:t>。</w:t>
       </w:r>
     </w:p>
     <w:p>
@@ -543,10 +638,10 @@
         <w:rPr>
           <w:rFonts w:ascii="Arial" w:hAnsi="Arial" w:eastAsia="微软雅黑"/>
           <w:b w:val="0"/>
+          <w:color w:val="0070C0"/>
           <w:sz w:val="21"/>
-          <w:highlight w:val="yellow"/>
         </w:rPr>
-        <w:t>CMSIS-NN 算子加速 + INT8 量化</w:t>
+        <w:t>SHARC 硬件 FIR/IIR/FFT 加速器、汇编优化；解决双核伪共享（64 字节对齐），性能提升 40%</w:t>
       </w:r>
       <w:r>
         <w:rPr>
@@ -554,7 +649,7 @@
           <w:b w:val="0"/>
           <w:sz w:val="21"/>
         </w:rPr>
-        <w:t>，目标推理延迟 &lt; 50ms、内存 &lt; 100KB、量化精度损失 &lt; 2%。</w:t>
+        <w:t>。</w:t>
       </w:r>
     </w:p>
     <w:p>
@@ -568,15 +663,16 @@
           <w:b w:val="0"/>
           <w:sz w:val="21"/>
         </w:rPr>
-        <w:t xml:space="preserve">• </w:t>
+        <w:t>• 高精度采样：多通道 ADC + DMA 双缓冲 + 三级优先级调度，</w:t>
       </w:r>
       <w:r>
         <w:rPr>
           <w:rFonts w:ascii="Arial" w:hAnsi="Arial" w:eastAsia="微软雅黑"/>
-          <w:b/>
+          <w:b w:val="0"/>
           <w:sz w:val="21"/>
+          <w:highlight w:val="yellow"/>
         </w:rPr>
-        <w:t>技术叙事</w:t>
+        <w:t>采样抖动降低 90%</w:t>
       </w:r>
       <w:r>
         <w:rPr>
@@ -584,34 +680,7 @@
           <w:b w:val="0"/>
           <w:sz w:val="21"/>
         </w:rPr>
-        <w:t>：将电能质量分析仪的「FFT 传统 DSP」经验迁移到「1D CNN 端侧 AI」，验证传统 DSP 与端侧 AI 各自适用边界。</w:t>
-      </w:r>
-    </w:p>
-    <w:p>
-      <w:pPr>
-        <w:spacing w:before="120" w:after="20"/>
-      </w:pPr>
-      <w:r>
-        <w:rPr>
-          <w:rFonts w:ascii="Arial" w:hAnsi="Arial" w:eastAsia="微软雅黑"/>
-          <w:b/>
-          <w:sz w:val="22"/>
-        </w:rPr>
-        <w:t>高端电能质量分析仪（DSP 信号处理与优化）｜北京爱博精电｜2020.08 - 2022.12</w:t>
-      </w:r>
-    </w:p>
-    <w:p>
-      <w:pPr>
-        <w:spacing w:before="0" w:after="20"/>
-        <w:ind w:left="259"/>
-      </w:pPr>
-      <w:r>
-        <w:rPr>
-          <w:rFonts w:ascii="Arial" w:hAnsi="Arial" w:eastAsia="微软雅黑"/>
-          <w:b w:val="0"/>
-          <w:sz w:val="20"/>
-        </w:rPr>
-        <w:t>平台：ADI SC573（ARM Cortex-A5 + 双 SHARC DSP，AMP 异构）</w:t>
+        <w:t>。</w:t>
       </w:r>
     </w:p>
     <w:p>
@@ -625,23 +694,7 @@
           <w:b w:val="0"/>
           <w:sz w:val="21"/>
         </w:rPr>
-        <w:t xml:space="preserve">• </w:t>
-      </w:r>
-      <w:r>
-        <w:rPr>
-          <w:rFonts w:ascii="Arial" w:hAnsi="Arial" w:eastAsia="微软雅黑"/>
-          <w:b/>
-          <w:sz w:val="21"/>
-        </w:rPr>
-        <w:t>DSP 算法</w:t>
-      </w:r>
-      <w:r>
-        <w:rPr>
-          <w:rFonts w:ascii="Arial" w:hAnsi="Arial" w:eastAsia="微软雅黑"/>
-          <w:b w:val="0"/>
-          <w:sz w:val="21"/>
-        </w:rPr>
-        <w:t>：</w:t>
+        <w:t>• 异构通信：中断驱动 + 共享内存双核通信机制，</w:t>
       </w:r>
       <w:r>
         <w:rPr>
@@ -650,7 +703,7 @@
           <w:sz w:val="21"/>
           <w:highlight w:val="yellow"/>
         </w:rPr>
-        <w:t>FFT 谐波分析、闪变测量（IEC 61000-4-15 IIR 滤波器组）、工频提取、插值重采样</w:t>
+        <w:t>跨核通信周期 ≤10ms</w:t>
       </w:r>
       <w:r>
         <w:rPr>
@@ -658,7 +711,20 @@
           <w:b w:val="0"/>
           <w:sz w:val="21"/>
         </w:rPr>
-        <w:t>，满足 0.1 级精度。</w:t>
+        <w:t>；搭建从需求分析到集成测试的完整流程体系。</w:t>
+      </w:r>
+    </w:p>
+    <w:p>
+      <w:pPr>
+        <w:spacing w:before="120" w:after="20"/>
+      </w:pPr>
+      <w:r>
+        <w:rPr>
+          <w:rFonts w:ascii="Arial" w:hAnsi="Arial" w:eastAsia="微软雅黑"/>
+          <w:b/>
+          <w:sz w:val="22"/>
+        </w:rPr>
+        <w:t>DSP 产品平台开发｜北京爱博精电｜2023.01 - 2023.03</w:t>
       </w:r>
     </w:p>
     <w:p>
@@ -672,40 +738,21 @@
           <w:b w:val="0"/>
           <w:sz w:val="21"/>
         </w:rPr>
-        <w:t xml:space="preserve">• </w:t>
+        <w:t>• FFT、均方根、滤波、插值等信号处理算法平台化，汇编指令优化 + 硬件加速器（FIR/IIR/FFT），供多项目复用。</w:t>
       </w:r>
-      <w:r>
-        <w:rPr>
-          <w:rFonts w:ascii="Arial" w:hAnsi="Arial" w:eastAsia="微软雅黑"/>
-          <w:b/>
-          <w:sz w:val="21"/>
-        </w:rPr>
-        <w:t>性能优化（可迁移到推理加速）</w:t>
-      </w:r>
+    </w:p>
+    <w:p>
+      <w:pPr>
+        <w:spacing w:before="0" w:after="40"/>
+        <w:ind w:left="461"/>
+      </w:pPr>
       <w:r>
         <w:rPr>
           <w:rFonts w:ascii="Arial" w:hAnsi="Arial" w:eastAsia="微软雅黑"/>
           <w:b w:val="0"/>
           <w:sz w:val="21"/>
         </w:rPr>
-        <w:t>：</w:t>
-      </w:r>
-      <w:r>
-        <w:rPr>
-          <w:rFonts w:ascii="Arial" w:hAnsi="Arial" w:eastAsia="微软雅黑"/>
-          <w:b w:val="0"/>
-          <w:sz w:val="21"/>
-          <w:highlight w:val="yellow"/>
-        </w:rPr>
-        <w:t>SHARC 硬件 FIR/IIR/FFT 加速器 + 汇编优化 + Cache 优化</w:t>
-      </w:r>
-      <w:r>
-        <w:rPr>
-          <w:rFonts w:ascii="Arial" w:hAnsi="Arial" w:eastAsia="微软雅黑"/>
-          <w:b w:val="0"/>
-          <w:sz w:val="21"/>
-        </w:rPr>
-        <w:t>；解决双核伪共享（64 字节对齐），</w:t>
+        <w:t>• DSP ICache/DCache 驱动产品化，定位并解决双核伪共享，</w:t>
       </w:r>
       <w:r>
         <w:rPr>
@@ -736,23 +783,7 @@
           <w:b w:val="0"/>
           <w:sz w:val="21"/>
         </w:rPr>
-        <w:t xml:space="preserve">• </w:t>
-      </w:r>
-      <w:r>
-        <w:rPr>
-          <w:rFonts w:ascii="Arial" w:hAnsi="Arial" w:eastAsia="微软雅黑"/>
-          <w:b/>
-          <w:sz w:val="21"/>
-        </w:rPr>
-        <w:t>高精度采样</w:t>
-      </w:r>
-      <w:r>
-        <w:rPr>
-          <w:rFonts w:ascii="Arial" w:hAnsi="Arial" w:eastAsia="微软雅黑"/>
-          <w:b w:val="0"/>
-          <w:sz w:val="21"/>
-        </w:rPr>
-        <w:t>：多通道 ADC + DMA 双缓冲 + 三级优先级调度，</w:t>
+        <w:t>• 实现自研 RTOS 产品平台（任务调度/优先级/信号量），</w:t>
       </w:r>
       <w:r>
         <w:rPr>
@@ -761,7 +792,7 @@
           <w:sz w:val="21"/>
           <w:highlight w:val="yellow"/>
         </w:rPr>
-        <w:t>采样抖动 ±15us→±2us（降 90%）</w:t>
+        <w:t>内核 ROM 5KB、零任务 RAM 1.5KB</w:t>
       </w:r>
       <w:r>
         <w:rPr>
@@ -769,7 +800,7 @@
           <w:b w:val="0"/>
           <w:sz w:val="21"/>
         </w:rPr>
-        <w:t>。</w:t>
+        <w:t>，优于 µC/OS 与 FreeRTOS。</w:t>
       </w:r>
     </w:p>
     <w:p>
@@ -782,79 +813,7 @@
           <w:b/>
           <w:sz w:val="22"/>
         </w:rPr>
-        <w:t>DSP 产品平台开发（推理优化底层功底）｜北京爱博精电｜2023.01 - 2023.03</w:t>
-      </w:r>
-    </w:p>
-    <w:p>
-      <w:pPr>
-        <w:spacing w:before="0" w:after="40"/>
-        <w:ind w:left="461"/>
-      </w:pPr>
-      <w:r>
-        <w:rPr>
-          <w:rFonts w:ascii="Arial" w:hAnsi="Arial" w:eastAsia="微软雅黑"/>
-          <w:b w:val="0"/>
-          <w:sz w:val="21"/>
-        </w:rPr>
-        <w:t>• FFT、滤波、插值等算法平台化，</w:t>
-      </w:r>
-      <w:r>
-        <w:rPr>
-          <w:rFonts w:ascii="Arial" w:hAnsi="Arial" w:eastAsia="微软雅黑"/>
-          <w:b w:val="0"/>
-          <w:sz w:val="21"/>
-          <w:highlight w:val="yellow"/>
-        </w:rPr>
-        <w:t>汇编指令优化 + 硬件加速器（FIR/IIR/FFT）</w:t>
-      </w:r>
-      <w:r>
-        <w:rPr>
-          <w:rFonts w:ascii="Arial" w:hAnsi="Arial" w:eastAsia="微软雅黑"/>
-          <w:b w:val="0"/>
-          <w:sz w:val="21"/>
-        </w:rPr>
-        <w:t>——与端侧推理的算子优化同一套方法论。</w:t>
-      </w:r>
-    </w:p>
-    <w:p>
-      <w:pPr>
-        <w:spacing w:before="0" w:after="40"/>
-        <w:ind w:left="461"/>
-      </w:pPr>
-      <w:r>
-        <w:rPr>
-          <w:rFonts w:ascii="Arial" w:hAnsi="Arial" w:eastAsia="微软雅黑"/>
-          <w:b w:val="0"/>
-          <w:sz w:val="21"/>
-        </w:rPr>
-        <w:t>• DSP ICache/DCache 驱动产品化，解决双核伪共享，性能提升 40%。</w:t>
-      </w:r>
-    </w:p>
-    <w:p>
-      <w:pPr>
-        <w:spacing w:before="0" w:after="40"/>
-        <w:ind w:left="461"/>
-      </w:pPr>
-      <w:r>
-        <w:rPr>
-          <w:rFonts w:ascii="Arial" w:hAnsi="Arial" w:eastAsia="微软雅黑"/>
-          <w:b w:val="0"/>
-          <w:sz w:val="21"/>
-        </w:rPr>
-        <w:t>• 从零实现自研 RTOS 内核（任务调度/信号量/中断处理），内核 ROM 5KB。</w:t>
-      </w:r>
-    </w:p>
-    <w:p>
-      <w:pPr>
-        <w:spacing w:before="120" w:after="20"/>
-      </w:pPr>
-      <w:r>
-        <w:rPr>
-          <w:rFonts w:ascii="Arial" w:hAnsi="Arial" w:eastAsia="微软雅黑"/>
-          <w:b/>
-          <w:sz w:val="22"/>
-        </w:rPr>
-        <w:t>电力监控仪表开发（信号采集链路）｜北京爱博精电｜2018.08 - 2019.08</w:t>
+        <w:t>电力监控仪表开发｜北京爱博精电｜2018.08 - 2019.08</w:t>
       </w:r>
     </w:p>
     <w:p>
@@ -882,23 +841,7 @@
           <w:b w:val="0"/>
           <w:sz w:val="21"/>
         </w:rPr>
-        <w:t xml:space="preserve">• </w:t>
-      </w:r>
-      <w:r>
-        <w:rPr>
-          <w:rFonts w:ascii="Arial" w:hAnsi="Arial" w:eastAsia="微软雅黑"/>
-          <w:b/>
-          <w:sz w:val="21"/>
-        </w:rPr>
-        <w:t>信号采集优化</w:t>
-      </w:r>
-      <w:r>
-        <w:rPr>
-          <w:rFonts w:ascii="Arial" w:hAnsi="Arial" w:eastAsia="微软雅黑"/>
-          <w:b w:val="0"/>
-          <w:sz w:val="21"/>
-        </w:rPr>
-        <w:t>：DMA 链式传输替代 CPU 轮询，</w:t>
+        <w:t>• 性能优化：DMA 链式传输替代 CPU 轮询，</w:t>
       </w:r>
       <w:r>
         <w:rPr>
@@ -915,7 +858,21 @@
           <w:b w:val="0"/>
           <w:sz w:val="21"/>
         </w:rPr>
-        <w:t>，20ms 硬实时周期——端侧推理「采集-推理」流水线的基础。</w:t>
+        <w:t>，保障 20ms 硬实时周期稳定运行。</w:t>
+      </w:r>
+    </w:p>
+    <w:p>
+      <w:pPr>
+        <w:spacing w:before="0" w:after="40"/>
+        <w:ind w:left="461"/>
+      </w:pPr>
+      <w:r>
+        <w:rPr>
+          <w:rFonts w:ascii="Arial" w:hAnsi="Arial" w:eastAsia="微软雅黑"/>
+          <w:b w:val="0"/>
+          <w:sz w:val="21"/>
+        </w:rPr>
+        <w:t>• 实现电参量计量、电能质量事件记录、波形记录、报警、实时监控等功能，基于 IPD 流程交付。</w:t>
       </w:r>
     </w:p>
     <w:p>
@@ -1006,6 +963,53 @@
           <w:sz w:val="21"/>
         </w:rPr>
         <w:t>• 全国大学生数学建模竞赛 国家二等奖</w:t>
+      </w:r>
+    </w:p>
+    <w:p>
+      <w:r>
+        <w:br w:type="page"/>
+      </w:r>
+    </w:p>
+    <w:p>
+      <w:pPr>
+        <w:spacing w:before="0" w:after="80"/>
+      </w:pPr>
+      <w:r>
+        <w:rPr>
+          <w:rFonts w:ascii="Arial" w:hAnsi="Arial" w:eastAsia="微软雅黑"/>
+          <w:b/>
+          <w:color w:val="C00000"/>
+          <w:sz w:val="22"/>
+        </w:rPr>
+        <w:t>附录：补充内容核对清单（蓝色字 = 我在原简历基础上补充/优化的，请逐条核对；投递前删除本页）</w:t>
+      </w:r>
+    </w:p>
+    <w:p>
+      <w:pPr>
+        <w:spacing w:before="0" w:after="40"/>
+        <w:ind w:left="259"/>
+      </w:pPr>
+      <w:r>
+        <w:rPr>
+          <w:rFonts w:ascii="Arial" w:hAnsi="Arial" w:eastAsia="微软雅黑"/>
+          <w:b w:val="0"/>
+          <w:sz w:val="19"/>
+        </w:rPr>
+        <w:t>• 端侧 AI「TFLM 部署/INT8 量化/1D CNN/CMSIS-NN」：为你的在学习方向 + 8 周 demo 计划（见 edge-ai-job-track-plan），demo 做出真实性能数据前，这份简历暂不投，避免「学习水平」露馅。</w:t>
+      </w:r>
+    </w:p>
+    <w:p>
+      <w:pPr>
+        <w:spacing w:before="0" w:after="40"/>
+        <w:ind w:left="259"/>
+      </w:pPr>
+      <w:r>
+        <w:rPr>
+          <w:rFonts w:ascii="Arial" w:hAnsi="Arial" w:eastAsia="微软雅黑"/>
+          <w:b w:val="0"/>
+          <w:sz w:val="19"/>
+        </w:rPr>
+        <w:t>• 电能质量分析仪「DSP 算法/性能优化」：同 V1，经确认归入此项目，作为「传统 DSP → 端侧 AI」迁移的叙事基础。</w:t>
       </w:r>
     </w:p>
     <w:sectPr>
